--- a/published/ai-family/03_patterns_in_play/04_cognition/study-guides/04_cognition-practice_quiz.docx
+++ b/published/ai-family/03_patterns_in_play/04_cognition/study-guides/04_cognition-practice_quiz.docx
@@ -4,108 +4,58 @@
   <w:body>
     <w:p>
       <w:r>
-        <w:t>Practice Quiz: Cognition</w:t>
+        <w:t>Practice Quiz: Strategy</w:t>
       </w:r>
     </w:p>
     <w:p>
       <w:r>
-        <w:t>Part A: Multiple Choice</w:t>
+        <w:t>Part A: Reflect Together</w:t>
       </w:r>
     </w:p>
     <w:p>
       <w:r>
-        <w:t>What is the primary role of Cognition in Active Inference?</w:t>
+        <w:t>What is a Strategy? A) A type of hat.</w:t>
         <w:br/>
-        <w:t>A) To maximize reward</w:t>
+        <w:t xml:space="preserve">    B) A plan to reach a goal.</w:t>
         <w:br/>
-        <w:t>B) To minimize variational free energy</w:t>
-        <w:br/>
-        <w:t>C) To increase entropy</w:t>
-        <w:br/>
-        <w:t>D) To eliminate the Markov Blanket</w:t>
+        <w:t xml:space="preserve">    C) A mistake.</w:t>
       </w:r>
     </w:p>
     <w:p>
       <w:r>
-        <w:t>In Family, Cognition is best described as:</w:t>
+        <w:t>What does "Thinking Ahead" mean? A) Thinking about lunch.</w:t>
         <w:br/>
-        <w:t>A) A static property</w:t>
+        <w:t xml:space="preserve">    B) Predicting what will happen next in the game.</w:t>
         <w:br/>
-        <w:t>B) A dynamic process</w:t>
-        <w:br/>
-        <w:t>C) An external state</w:t>
-        <w:br/>
-        <w:t>D) A random variable</w:t>
+        <w:t xml:space="preserve">    C) Counting to 10.</w:t>
       </w:r>
     </w:p>
     <w:p>
       <w:r>
-        <w:t>Which mathematical quantity is most central to Cognition?</w:t>
-        <w:br/>
-        <w:t>A) The Lagrangian</w:t>
-        <w:br/>
-        <w:t>B) The expected free energy</w:t>
-        <w:br/>
-        <w:t>C) The surprisal</w:t>
-        <w:br/>
-        <w:t>D) The precision</w:t>
+        <w:t>True or False : You should always do the exact same thing in a game.</w:t>
       </w:r>
     </w:p>
     <w:p>
       <w:r>
-        <w:t>How does Cognition relate to the concept of the Generative Model?</w:t>
+        <w:t>(False. If you are predictable, you lose!).     What is a "Bluff"? A) A steep hill.</w:t>
         <w:br/>
-        <w:t>A) It is separate from the model</w:t>
+        <w:t xml:space="preserve">    B) Pretending to be strong when you are weak (Deception).</w:t>
         <w:br/>
-        <w:t>B) It is a component of the model</w:t>
-        <w:br/>
-        <w:t>C) It destroys the model</w:t>
-        <w:br/>
-        <w:t>D) It is only relevant for the environment</w:t>
+        <w:t xml:space="preserve">    C) A sneeze.</w:t>
       </w:r>
     </w:p>
     <w:p>
       <w:r>
-        <w:t>A failure in Cognition would likely result in:</w:t>
+        <w:t>Why do we hide in Tag? A) To surprise the Seeker (Prediction Error).</w:t>
         <w:br/>
-        <w:t>A) Perfect prediction</w:t>
+        <w:t xml:space="preserve">    B) To take a nap.</w:t>
         <w:br/>
-        <w:t>B) Generalized surprise</w:t>
-        <w:br/>
-        <w:t>C) Immediate death of the agent</w:t>
-        <w:br/>
-        <w:t>D) Zero entropy</w:t>
+        <w:t xml:space="preserve">    C) To eat a snack.</w:t>
       </w:r>
     </w:p>
     <w:p>
       <w:r>
-        <w:t>Which scale is most relevant for analyzing Cognition in this course?</w:t>
-        <w:br/>
-        <w:t>A) Quantum</w:t>
-        <w:br/>
-        <w:t>B) Neural</w:t>
-        <w:br/>
-        <w:t>C) Social</w:t>
-        <w:br/>
-        <w:t>D) All of the above</w:t>
-      </w:r>
-    </w:p>
-    <w:p>
-      <w:r>
-        <w:t>Cognition connects directly to which other component?</w:t>
-        <w:br/>
-        <w:t>A) The step before it</w:t>
-        <w:br/>
-        <w:t>B) The step after it</w:t>
-        <w:br/>
-        <w:t>C) Both A and B</w:t>
-        <w:br/>
-        <w:t>D) None of the above</w:t>
-      </w:r>
-    </w:p>
-    <w:p>
-      <w:r>
-        <w:t>Part B: Short Answer</w:t>
+        <w:t>Part B: Discussion Questions</w:t>
       </w:r>
     </w:p>
     <w:sectPr>
